--- a/submission/과제2_2026521505_최근일_최종.docx
+++ b/submission/과제2_2026521505_최근일_최종.docx
@@ -40,7 +40,7 @@
         <w:rPr>
           <w:b w:val="0"/>
         </w:rPr>
-        <w:t>공시팀의 수기 DSD 점검 부담과 공시 지연 리스크를 줄이기 위해 웹 기반 체크리스트를 개발했다. DSD 파일을 선택하면 보고서 서식에 맞춰 오류 후보를 찾고, 관련 원문과 점검 결과를 함께 보여 준다. 실제 오류 사례 28건에서 1,624개 항목을 점검했으며, 결과는 CSV와 Excel로 내려받을 수 있다.</w:t>
+        <w:t>공시팀의 수기 DSD 점검 부담과 공시 지연 리스크를 줄이기 위해 웹 기반 체크리스트를 구현하였다. DSD 파일을 불러오면 보고서 서식에 맞는 규칙으로 오류 후보를 찾고 해당 원문을 함께 표시한다. 실제 오류 사례 28건의 1,624개 항목을 점검하였으며, 검토 결과를 CSV와 Excel로 저장할 수 있도록 구성하였다.</w:t>
       </w:r>
     </w:p>
     <w:p>
@@ -80,7 +80,7 @@
             <w:color w:val="000000"/>
             <w:u w:val="single"/>
           </w:rPr>
-          <w:t>소스코드 저장소</w:t>
+          <w:t>github.com/Keunil/dart-filing-readiness</w:t>
         </w:r>
       </w:hyperlink>
     </w:p>
@@ -92,7 +92,7 @@
         <w:rPr>
           <w:b w:val="0"/>
         </w:rPr>
-        <w:t>1. 식별한 문제와 개발 목표</w:t>
+        <w:t>1. 문제 정의와 개발 목표</w:t>
       </w:r>
     </w:p>
     <w:p>
@@ -100,7 +100,7 @@
         <w:rPr>
           <w:b w:val="0"/>
         </w:rPr>
-        <w:t>공시팀은 제출 전 DSD의 오류를 체크리스트에 따라 수기로 최종 확인한다. 제출이 집중되는 시기에는 반복 점검의 업무 부담이 과중해지고, 누락이나 재검토로 공시 일정이 지연될 위험이 있다.</w:t>
+        <w:t>공시팀은 제출 전 DSD의 오류를 체크리스트에 따라 수기로 최종 확인한다. 제출이 집중되는 시기에는 점검 업무가 과중해지며, 누락이나 반복적인 재검토가 공시 지연으로 이어질 위험이 있다.</w:t>
       </w:r>
     </w:p>
     <w:p>
@@ -108,7 +108,7 @@
         <w:rPr>
           <w:b w:val="0"/>
         </w:rPr>
-        <w:t>반복 확인이 가능한 항목을 먼저 점검하고 오류 위치를 원문과 연결해, 담당자가 확인할 부분을 빠르게 찾는 것을 목표로 했다.</w:t>
+        <w:t>반복적으로 확인하는 항목을 먼저 점검하고 오류 위치를 원문과 연결하여, 담당자가 검토할 부분을 빠르게 찾도록 하는 데 개발 목표를 두었다.</w:t>
       </w:r>
     </w:p>
     <w:tbl>
@@ -140,7 +140,7 @@
           </w:tcPr>
           <w:p>
             <w:pPr>
-              <w:spacing w:after="60" w:before="60" w:line="276" w:lineRule="auto"/>
+              <w:spacing w:after="60" w:before="60" w:line="288" w:lineRule="auto"/>
             </w:pPr>
             <w:r>
               <w:rPr>
@@ -171,7 +171,7 @@
           </w:tcPr>
           <w:p>
             <w:pPr>
-              <w:spacing w:after="60" w:before="60" w:line="276" w:lineRule="auto"/>
+              <w:spacing w:after="60" w:before="60" w:line="288" w:lineRule="auto"/>
             </w:pPr>
             <w:r>
               <w:rPr>
@@ -203,7 +203,7 @@
           </w:tcPr>
           <w:p>
             <w:pPr>
-              <w:spacing w:after="60" w:before="60" w:line="276" w:lineRule="auto"/>
+              <w:spacing w:after="60" w:before="60" w:line="288" w:lineRule="auto"/>
             </w:pPr>
             <w:r>
               <w:rPr>
@@ -233,7 +233,7 @@
           </w:tcPr>
           <w:p>
             <w:pPr>
-              <w:spacing w:after="60" w:before="60" w:line="276" w:lineRule="auto"/>
+              <w:spacing w:after="60" w:before="60" w:line="288" w:lineRule="auto"/>
             </w:pPr>
             <w:r>
               <w:rPr>
@@ -265,7 +265,7 @@
           </w:tcPr>
           <w:p>
             <w:pPr>
-              <w:spacing w:after="60" w:before="60" w:line="276" w:lineRule="auto"/>
+              <w:spacing w:after="60" w:before="60" w:line="288" w:lineRule="auto"/>
             </w:pPr>
             <w:r>
               <w:rPr>
@@ -295,7 +295,7 @@
           </w:tcPr>
           <w:p>
             <w:pPr>
-              <w:spacing w:after="60" w:before="60" w:line="276" w:lineRule="auto"/>
+              <w:spacing w:after="60" w:before="60" w:line="288" w:lineRule="auto"/>
             </w:pPr>
             <w:r>
               <w:rPr>
@@ -327,7 +327,7 @@
           </w:tcPr>
           <w:p>
             <w:pPr>
-              <w:spacing w:after="60" w:before="60" w:line="276" w:lineRule="auto"/>
+              <w:spacing w:after="60" w:before="60" w:line="288" w:lineRule="auto"/>
             </w:pPr>
             <w:r>
               <w:rPr>
@@ -357,7 +357,7 @@
           </w:tcPr>
           <w:p>
             <w:pPr>
-              <w:spacing w:after="60" w:before="60" w:line="276" w:lineRule="auto"/>
+              <w:spacing w:after="60" w:before="60" w:line="288" w:lineRule="auto"/>
             </w:pPr>
             <w:r>
               <w:rPr>
@@ -389,7 +389,7 @@
           </w:tcPr>
           <w:p>
             <w:pPr>
-              <w:spacing w:after="60" w:before="60" w:line="276" w:lineRule="auto"/>
+              <w:spacing w:after="60" w:before="60" w:line="288" w:lineRule="auto"/>
             </w:pPr>
             <w:r>
               <w:rPr>
@@ -419,7 +419,7 @@
           </w:tcPr>
           <w:p>
             <w:pPr>
-              <w:spacing w:after="60" w:before="60" w:line="276" w:lineRule="auto"/>
+              <w:spacing w:after="60" w:before="60" w:line="288" w:lineRule="auto"/>
             </w:pPr>
             <w:r>
               <w:rPr>
@@ -451,7 +451,7 @@
           </w:tcPr>
           <w:p>
             <w:pPr>
-              <w:spacing w:after="60" w:before="60" w:line="276" w:lineRule="auto"/>
+              <w:spacing w:after="60" w:before="60" w:line="288" w:lineRule="auto"/>
             </w:pPr>
             <w:r>
               <w:rPr>
@@ -481,7 +481,7 @@
           </w:tcPr>
           <w:p>
             <w:pPr>
-              <w:spacing w:after="60" w:before="60" w:line="276" w:lineRule="auto"/>
+              <w:spacing w:after="60" w:before="60" w:line="288" w:lineRule="auto"/>
             </w:pPr>
             <w:r>
               <w:rPr>
@@ -576,7 +576,7 @@
         <w:rPr>
           <w:b w:val="0"/>
         </w:rPr>
-        <w:t>그림 1. 감사인 기준 입력과 DSD 파일 선택 화면</w:t>
+        <w:t>그림 1. DSD 파일 선택 화면</w:t>
       </w:r>
     </w:p>
     <w:p>
@@ -737,7 +737,7 @@
           </w:tcPr>
           <w:p>
             <w:pPr>
-              <w:spacing w:after="60" w:before="60" w:line="276" w:lineRule="auto"/>
+              <w:spacing w:after="60" w:before="60" w:line="288" w:lineRule="auto"/>
             </w:pPr>
             <w:r>
               <w:rPr>
@@ -768,7 +768,7 @@
           </w:tcPr>
           <w:p>
             <w:pPr>
-              <w:spacing w:after="60" w:before="60" w:line="276" w:lineRule="auto"/>
+              <w:spacing w:after="60" w:before="60" w:line="288" w:lineRule="auto"/>
             </w:pPr>
             <w:r>
               <w:rPr>
@@ -800,7 +800,7 @@
           </w:tcPr>
           <w:p>
             <w:pPr>
-              <w:spacing w:after="60" w:before="60" w:line="276" w:lineRule="auto"/>
+              <w:spacing w:after="60" w:before="60" w:line="288" w:lineRule="auto"/>
             </w:pPr>
             <w:r>
               <w:rPr>
@@ -830,7 +830,7 @@
           </w:tcPr>
           <w:p>
             <w:pPr>
-              <w:spacing w:after="60" w:before="60" w:line="276" w:lineRule="auto"/>
+              <w:spacing w:after="60" w:before="60" w:line="288" w:lineRule="auto"/>
             </w:pPr>
             <w:r>
               <w:rPr>
@@ -843,7 +843,7 @@
                 <w:b w:val="0"/>
                 <w:sz w:val="18"/>
               </w:rPr>
-              <w:t>설정한 점검 규칙과 다른 내용이 발견된 항목</w:t>
+              <w:t>설정한 점검 규칙과 다른 내용이 발견된 항목이다.</w:t>
             </w:r>
           </w:p>
         </w:tc>
@@ -862,7 +862,7 @@
           </w:tcPr>
           <w:p>
             <w:pPr>
-              <w:spacing w:after="60" w:before="60" w:line="276" w:lineRule="auto"/>
+              <w:spacing w:after="60" w:before="60" w:line="288" w:lineRule="auto"/>
             </w:pPr>
             <w:r>
               <w:rPr>
@@ -892,7 +892,7 @@
           </w:tcPr>
           <w:p>
             <w:pPr>
-              <w:spacing w:after="60" w:before="60" w:line="276" w:lineRule="auto"/>
+              <w:spacing w:after="60" w:before="60" w:line="288" w:lineRule="auto"/>
             </w:pPr>
             <w:r>
               <w:rPr>
@@ -905,7 +905,7 @@
                 <w:b w:val="0"/>
                 <w:sz w:val="18"/>
               </w:rPr>
-              <w:t>추가로 원문을 대조할 항목</w:t>
+              <w:t>추가로 원문을 대조할 항목이다.</w:t>
             </w:r>
           </w:p>
         </w:tc>
@@ -924,7 +924,7 @@
           </w:tcPr>
           <w:p>
             <w:pPr>
-              <w:spacing w:after="60" w:before="60" w:line="276" w:lineRule="auto"/>
+              <w:spacing w:after="60" w:before="60" w:line="288" w:lineRule="auto"/>
             </w:pPr>
             <w:r>
               <w:rPr>
@@ -954,7 +954,7 @@
           </w:tcPr>
           <w:p>
             <w:pPr>
-              <w:spacing w:after="60" w:before="60" w:line="276" w:lineRule="auto"/>
+              <w:spacing w:after="60" w:before="60" w:line="288" w:lineRule="auto"/>
             </w:pPr>
             <w:r>
               <w:rPr>
@@ -967,7 +967,7 @@
                 <w:b w:val="0"/>
                 <w:sz w:val="18"/>
               </w:rPr>
-              <w:t>담당자의 검토가 필요한 항목</w:t>
+              <w:t>담당자의 검토가 필요한 항목이다.</w:t>
             </w:r>
           </w:p>
         </w:tc>
@@ -986,7 +986,7 @@
           </w:tcPr>
           <w:p>
             <w:pPr>
-              <w:spacing w:after="60" w:before="60" w:line="276" w:lineRule="auto"/>
+              <w:spacing w:after="60" w:before="60" w:line="288" w:lineRule="auto"/>
             </w:pPr>
             <w:r>
               <w:rPr>
@@ -1016,7 +1016,7 @@
           </w:tcPr>
           <w:p>
             <w:pPr>
-              <w:spacing w:after="60" w:before="60" w:line="276" w:lineRule="auto"/>
+              <w:spacing w:after="60" w:before="60" w:line="288" w:lineRule="auto"/>
             </w:pPr>
             <w:r>
               <w:rPr>
@@ -1029,7 +1029,7 @@
                 <w:b w:val="0"/>
                 <w:sz w:val="18"/>
               </w:rPr>
-              <w:t>적용한 규칙에서 문제를 찾지 않은 항목</w:t>
+              <w:t>적용한 규칙에서 문제를 찾지 않은 항목이다.</w:t>
             </w:r>
           </w:p>
         </w:tc>
@@ -1048,7 +1048,7 @@
           </w:tcPr>
           <w:p>
             <w:pPr>
-              <w:spacing w:after="60" w:before="60" w:line="276" w:lineRule="auto"/>
+              <w:spacing w:after="60" w:before="60" w:line="288" w:lineRule="auto"/>
             </w:pPr>
             <w:r>
               <w:rPr>
@@ -1078,7 +1078,7 @@
           </w:tcPr>
           <w:p>
             <w:pPr>
-              <w:spacing w:after="60" w:before="60" w:line="276" w:lineRule="auto"/>
+              <w:spacing w:after="60" w:before="60" w:line="288" w:lineRule="auto"/>
             </w:pPr>
             <w:r>
               <w:rPr>
@@ -1091,7 +1091,7 @@
                 <w:b w:val="0"/>
                 <w:sz w:val="18"/>
               </w:rPr>
-              <w:t>현재 문서에 적용되지 않는 항목</w:t>
+              <w:t>현재 문서에 적용되지 않는 항목이다.</w:t>
             </w:r>
           </w:p>
         </w:tc>
@@ -1232,7 +1232,7 @@
         <w:rPr>
           <w:b w:val="0"/>
         </w:rPr>
-        <w:t>실제 사례에서는 커뮤니케이션 횟수와 기재된 날짜 수의 불일치가 표시됐다. 근거 버튼을 누르면 관련 문단이나 표로 이동해 내용을 대조할 수 있다.</w:t>
+        <w:t>실제 사례에서는 커뮤니케이션 횟수와 기재된 날짜 수의 불일치가 표시되었다. 근거 버튼을 누르면 관련 문단이나 표로 이동하여 내용을 대조할 수 있다.</w:t>
       </w:r>
     </w:p>
     <w:p>
@@ -1283,7 +1283,7 @@
           </w:tcPr>
           <w:p>
             <w:pPr>
-              <w:spacing w:after="60" w:before="60" w:line="276" w:lineRule="auto"/>
+              <w:spacing w:after="60" w:before="60" w:line="288" w:lineRule="auto"/>
             </w:pPr>
             <w:r>
               <w:rPr>
@@ -1314,7 +1314,7 @@
           </w:tcPr>
           <w:p>
             <w:pPr>
-              <w:spacing w:after="60" w:before="60" w:line="276" w:lineRule="auto"/>
+              <w:spacing w:after="60" w:before="60" w:line="288" w:lineRule="auto"/>
             </w:pPr>
             <w:r>
               <w:rPr>
@@ -1346,7 +1346,7 @@
           </w:tcPr>
           <w:p>
             <w:pPr>
-              <w:spacing w:after="60" w:before="60" w:line="276" w:lineRule="auto"/>
+              <w:spacing w:after="60" w:before="60" w:line="288" w:lineRule="auto"/>
             </w:pPr>
             <w:r>
               <w:rPr>
@@ -1376,7 +1376,7 @@
           </w:tcPr>
           <w:p>
             <w:pPr>
-              <w:spacing w:after="60" w:before="60" w:line="276" w:lineRule="auto"/>
+              <w:spacing w:after="60" w:before="60" w:line="288" w:lineRule="auto"/>
             </w:pPr>
             <w:r>
               <w:rPr>
@@ -1389,7 +1389,7 @@
                 <w:b w:val="0"/>
                 <w:sz w:val="18"/>
               </w:rPr>
-              <w:t>파일 선택, 입력, 결과 표와 반응형 화면</w:t>
+              <w:t>파일 입력과 점검 결과를 화면에 배치한다.</w:t>
             </w:r>
           </w:p>
         </w:tc>
@@ -1408,7 +1408,7 @@
           </w:tcPr>
           <w:p>
             <w:pPr>
-              <w:spacing w:after="60" w:before="60" w:line="276" w:lineRule="auto"/>
+              <w:spacing w:after="60" w:before="60" w:line="288" w:lineRule="auto"/>
             </w:pPr>
             <w:r>
               <w:rPr>
@@ -1438,7 +1438,7 @@
           </w:tcPr>
           <w:p>
             <w:pPr>
-              <w:spacing w:after="60" w:before="60" w:line="276" w:lineRule="auto"/>
+              <w:spacing w:after="60" w:before="60" w:line="288" w:lineRule="auto"/>
             </w:pPr>
             <w:r>
               <w:rPr>
@@ -1451,7 +1451,7 @@
                 <w:b w:val="0"/>
                 <w:sz w:val="18"/>
               </w:rPr>
-              <w:t>파일 읽기, 규칙 실행, 검색·필터와 내보내기</w:t>
+              <w:t>파일 읽기와 점검을 실행하고 검색·필터·내보내기를 처리한다.</w:t>
             </w:r>
           </w:p>
         </w:tc>
@@ -1470,7 +1470,7 @@
           </w:tcPr>
           <w:p>
             <w:pPr>
-              <w:spacing w:after="60" w:before="60" w:line="276" w:lineRule="auto"/>
+              <w:spacing w:after="60" w:before="60" w:line="288" w:lineRule="auto"/>
             </w:pPr>
             <w:r>
               <w:rPr>
@@ -1500,7 +1500,7 @@
           </w:tcPr>
           <w:p>
             <w:pPr>
-              <w:spacing w:after="60" w:before="60" w:line="276" w:lineRule="auto"/>
+              <w:spacing w:after="60" w:before="60" w:line="288" w:lineRule="auto"/>
             </w:pPr>
             <w:r>
               <w:rPr>
@@ -1513,7 +1513,7 @@
                 <w:b w:val="0"/>
                 <w:sz w:val="18"/>
               </w:rPr>
-              <w:t>DSD 원본과 점검 결과 처리. 문서를 비우거나 창을 닫으면 초기화</w:t>
+              <w:t>DSD 원본과 점검 결과를 메모리에 두며, 문서를 비우거나 창을 닫으면 초기화한다.</w:t>
             </w:r>
           </w:p>
         </w:tc>
@@ -1532,7 +1532,7 @@
           </w:tcPr>
           <w:p>
             <w:pPr>
-              <w:spacing w:after="60" w:before="60" w:line="276" w:lineRule="auto"/>
+              <w:spacing w:after="60" w:before="60" w:line="288" w:lineRule="auto"/>
             </w:pPr>
             <w:r>
               <w:rPr>
@@ -1562,7 +1562,7 @@
           </w:tcPr>
           <w:p>
             <w:pPr>
-              <w:spacing w:after="60" w:before="60" w:line="276" w:lineRule="auto"/>
+              <w:spacing w:after="60" w:before="60" w:line="288" w:lineRule="auto"/>
             </w:pPr>
             <w:r>
               <w:rPr>
@@ -1575,7 +1575,7 @@
                 <w:b w:val="0"/>
                 <w:sz w:val="18"/>
               </w:rPr>
-              <w:t>웹 화면과 프로그램 파일 제공</w:t>
+              <w:t>브라우저에서 실행할 화면과 프로그램 파일을 제공한다.</w:t>
             </w:r>
           </w:p>
         </w:tc>
@@ -1607,7 +1607,7 @@
         <w:rPr>
           <w:b w:val="0"/>
         </w:rPr>
-        <w:t>기존 DSD 읽기·점검 모듈을 바탕으로 독립 웹 화면을 구성했다. AI 코딩 도구를 활용해 파일 선택, 결과 탐색, 원문 연결과 내보내기를 구현하고, 실행 중 발견한 문제를 수정했다.</w:t>
+        <w:t>기존 DSD 읽기·점검 모듈을 분리하고 AI 코딩 도구를 활용하여 파일 입력, 결과 탐색, 원문 연결과 내보내기 기능을 구현하였다. 구현 후 실제 DSD를 실행하면서 발견한 화면 오류를 다음과 같이 수정하였다.</w:t>
       </w:r>
     </w:p>
     <w:p>
@@ -1618,40 +1618,15 @@
         <w:rPr>
           <w:b w:val="0"/>
         </w:rPr>
-        <w:t>① 원문 근거 창의 닫기 버튼이 사라지는 문제</w:t>
+        <w:t>원문 근거 창의 스크롤 오류</w:t>
       </w:r>
     </w:p>
     <w:p>
       <w:r>
         <w:rPr>
-          <w:b/>
+          <w:b w:val="0"/>
         </w:rPr>
-        <w:t>문제</w:t>
-      </w:r>
-      <w:r>
-        <w:t xml:space="preserve"> 원문 위치로 이동할 때 화면 전체가 스크롤되면서 제목과 닫기 버튼이 화면 밖으로 밀렸다.</w:t>
-      </w:r>
-    </w:p>
-    <w:p>
-      <w:r>
-        <w:rPr>
-          <w:b/>
-        </w:rPr>
-        <w:t>AI 활용과 수정</w:t>
-      </w:r>
-      <w:r>
-        <w:t xml:space="preserve"> 원문 패널 내부에서만 스크롤하도록 수정 방향을 구체화했다. AI가 제안한 내부 스크롤 방식으로 바꾸고, 창을 열 때 상단 위치를 초기화했다.</w:t>
-      </w:r>
-    </w:p>
-    <w:p>
-      <w:r>
-        <w:rPr>
-          <w:b/>
-        </w:rPr>
-        <w:t>결과</w:t>
-      </w:r>
-      <w:r>
-        <w:t xml:space="preserve"> 원문 위치로 이동한 뒤에도 제목과 닫기 버튼이 유지됐다.</w:t>
+        <w:t>원문 위치로 이동할 때 화면 전체가 스크롤되어 제목과 닫기 버튼이 화면 밖으로 밀리는 문제가 발생하였다. 원문 패널 내부에서만 이동하도록 수정 기준을 정하고, AI가 제안한 방식에 따라 내부 스크롤과 창의 초기 위치를 조정하였다. 수정 후에는 원문으로 이동해도 제목과 닫기 버튼이 유지되었다.</w:t>
       </w:r>
     </w:p>
     <w:p>
@@ -1662,40 +1637,15 @@
         <w:rPr>
           <w:b w:val="0"/>
         </w:rPr>
-        <w:t>② 문서를 비운 뒤에도 이전 내용이 남는 문제</w:t>
+        <w:t>문서 초기화 후 남는 이전 내용</w:t>
       </w:r>
     </w:p>
     <w:p>
       <w:r>
         <w:rPr>
-          <w:b/>
+          <w:b w:val="0"/>
         </w:rPr>
-        <w:t>문제</w:t>
-      </w:r>
-      <w:r>
-        <w:t xml:space="preserve"> 결과 화면을 숨겨도 내부 화면 요소에 이전 문서의 텍스트와 이벤트가 남아 있었다.</w:t>
-      </w:r>
-    </w:p>
-    <w:p>
-      <w:r>
-        <w:rPr>
-          <w:b/>
-        </w:rPr>
-        <w:t>AI 활용과 수정</w:t>
-      </w:r>
-      <w:r>
-        <w:t xml:space="preserve"> 파일 교체·초기화 경로를 함께 확인하고, 상태 값과 결과 행·근거·헤더·원문을 공통 함수에서 제거하도록 수정했다.</w:t>
-      </w:r>
-    </w:p>
-    <w:p>
-      <w:r>
-        <w:rPr>
-          <w:b/>
-        </w:rPr>
-        <w:t>결과</w:t>
-      </w:r>
-      <w:r>
-        <w:t xml:space="preserve"> 문서 비우기와 새 파일 읽기 실패 시 이전 내용이 남지 않았다. 재발 방지 시험 2개를 추가했다.</w:t>
+        <w:t>문서를 비운 뒤에도 화면 내부에 이전 문서의 텍스트와 이벤트가 남아 있었다. 파일 교체와 초기화 경로를 함께 확인한 뒤, 결과를 숨기는 대신 상태 값·결과 행·근거·헤더·원문을 공통 함수에서 제거하도록 변경하였다. 문서 비우기와 새 파일 읽기 실패 경로에 같은 처리를 적용하고, 재발 방지 시험 2개를 추가하였다.</w:t>
       </w:r>
     </w:p>
     <w:p>
@@ -1706,40 +1656,15 @@
         <w:rPr>
           <w:b w:val="0"/>
         </w:rPr>
-        <w:t>③ 모바일에서 결과 표가 화면을 밀어내는 문제</w:t>
+        <w:t>모바일 결과 표의 가로 넘침</w:t>
       </w:r>
     </w:p>
     <w:p>
       <w:r>
         <w:rPr>
-          <w:b/>
+          <w:b w:val="0"/>
         </w:rPr>
-        <w:t>문제</w:t>
-      </w:r>
-      <w:r>
-        <w:t xml:space="preserve"> 좁은 화면에서 결과 표가 나타나면 페이지 폭이 582px로 늘어났다.</w:t>
-      </w:r>
-    </w:p>
-    <w:p>
-      <w:r>
-        <w:rPr>
-          <w:b/>
-        </w:rPr>
-        <w:t>AI 활용과 수정</w:t>
-      </w:r>
-      <w:r>
-        <w:t xml:space="preserve"> 표와 바깥 배치의 최소 폭을 확인하고, 페이지는 화면 폭에 맞추되 표 내부만 가로 스크롤하도록 수정했다.</w:t>
-      </w:r>
-    </w:p>
-    <w:p>
-      <w:r>
-        <w:rPr>
-          <w:b/>
-        </w:rPr>
-        <w:t>결과</w:t>
-      </w:r>
-      <w:r>
-        <w:t xml:space="preserve"> 기존 재시험에서 페이지 폭이 375px로 맞춰졌고, 최신 화면에서도 390px 폭으로 결과와 주요 조작을 확인했다.</w:t>
+        <w:t>좁은 화면에서 결과 표가 나타나면 페이지 폭이 582px로 늘어나는 문제가 발생하였다. AI와 함께 표와 바깥 배치의 최소 폭을 확인하고, 페이지는 화면 폭에 맞추되 표 내부만 가로 스크롤하도록 수정하였다. 기존 재시험에서 페이지 폭이 375px로 맞춰졌으며, 최신 화면에서도 390px 폭으로 결과와 주요 조작을 확인하였다.</w:t>
       </w:r>
     </w:p>
     <w:p>
@@ -1763,7 +1688,7 @@
         <w:rPr>
           <w:b w:val="0"/>
         </w:rPr>
-        <w:t>별첨 오류 DSD 사례 28건을 대상으로 실행했다. 감사보고서 23건과 연결감사보고서 5건이며, 문서마다 58개 항목이 출력돼 총 1,624개 항목을 집계했다.</w:t>
+        <w:t>별첨 오류 DSD 사례 28건을 대상으로 점검을 실행하였다. 감사보고서 23건과 연결감사보고서 5건에서 문서별로 58개 항목을 출력하여 총 1,624개 항목을 집계하였다.</w:t>
       </w:r>
     </w:p>
     <w:tbl>
@@ -1795,7 +1720,7 @@
           </w:tcPr>
           <w:p>
             <w:pPr>
-              <w:spacing w:after="60" w:before="60" w:line="276" w:lineRule="auto"/>
+              <w:spacing w:after="60" w:before="60" w:line="288" w:lineRule="auto"/>
             </w:pPr>
             <w:r>
               <w:rPr>
@@ -1826,7 +1751,7 @@
           </w:tcPr>
           <w:p>
             <w:pPr>
-              <w:spacing w:after="60" w:before="60" w:line="276" w:lineRule="auto"/>
+              <w:spacing w:after="60" w:before="60" w:line="288" w:lineRule="auto"/>
             </w:pPr>
             <w:r>
               <w:rPr>
@@ -1858,7 +1783,7 @@
           </w:tcPr>
           <w:p>
             <w:pPr>
-              <w:spacing w:after="60" w:before="60" w:line="276" w:lineRule="auto"/>
+              <w:spacing w:after="60" w:before="60" w:line="288" w:lineRule="auto"/>
             </w:pPr>
             <w:r>
               <w:rPr>
@@ -1888,7 +1813,7 @@
           </w:tcPr>
           <w:p>
             <w:pPr>
-              <w:spacing w:after="60" w:before="60" w:line="276" w:lineRule="auto"/>
+              <w:spacing w:after="60" w:before="60" w:line="288" w:lineRule="auto"/>
               <w:jc w:val="center"/>
             </w:pPr>
             <w:r>
@@ -1921,7 +1846,7 @@
           </w:tcPr>
           <w:p>
             <w:pPr>
-              <w:spacing w:after="60" w:before="60" w:line="276" w:lineRule="auto"/>
+              <w:spacing w:after="60" w:before="60" w:line="288" w:lineRule="auto"/>
             </w:pPr>
             <w:r>
               <w:rPr>
@@ -1951,7 +1876,7 @@
           </w:tcPr>
           <w:p>
             <w:pPr>
-              <w:spacing w:after="60" w:before="60" w:line="276" w:lineRule="auto"/>
+              <w:spacing w:after="60" w:before="60" w:line="288" w:lineRule="auto"/>
               <w:jc w:val="center"/>
             </w:pPr>
             <w:r>
@@ -1984,7 +1909,7 @@
           </w:tcPr>
           <w:p>
             <w:pPr>
-              <w:spacing w:after="60" w:before="60" w:line="276" w:lineRule="auto"/>
+              <w:spacing w:after="60" w:before="60" w:line="288" w:lineRule="auto"/>
             </w:pPr>
             <w:r>
               <w:rPr>
@@ -2014,7 +1939,7 @@
           </w:tcPr>
           <w:p>
             <w:pPr>
-              <w:spacing w:after="60" w:before="60" w:line="276" w:lineRule="auto"/>
+              <w:spacing w:after="60" w:before="60" w:line="288" w:lineRule="auto"/>
               <w:jc w:val="center"/>
             </w:pPr>
             <w:r>
@@ -2047,7 +1972,7 @@
           </w:tcPr>
           <w:p>
             <w:pPr>
-              <w:spacing w:after="60" w:before="60" w:line="276" w:lineRule="auto"/>
+              <w:spacing w:after="60" w:before="60" w:line="288" w:lineRule="auto"/>
             </w:pPr>
             <w:r>
               <w:rPr>
@@ -2077,7 +2002,7 @@
           </w:tcPr>
           <w:p>
             <w:pPr>
-              <w:spacing w:after="60" w:before="60" w:line="276" w:lineRule="auto"/>
+              <w:spacing w:after="60" w:before="60" w:line="288" w:lineRule="auto"/>
               <w:jc w:val="center"/>
             </w:pPr>
             <w:r>
@@ -2110,7 +2035,7 @@
           </w:tcPr>
           <w:p>
             <w:pPr>
-              <w:spacing w:after="60" w:before="60" w:line="276" w:lineRule="auto"/>
+              <w:spacing w:after="60" w:before="60" w:line="288" w:lineRule="auto"/>
             </w:pPr>
             <w:r>
               <w:rPr>
@@ -2140,7 +2065,7 @@
           </w:tcPr>
           <w:p>
             <w:pPr>
-              <w:spacing w:after="60" w:before="60" w:line="276" w:lineRule="auto"/>
+              <w:spacing w:after="60" w:before="60" w:line="288" w:lineRule="auto"/>
               <w:jc w:val="center"/>
             </w:pPr>
             <w:r>
@@ -2173,7 +2098,7 @@
           </w:tcPr>
           <w:p>
             <w:pPr>
-              <w:spacing w:after="60" w:before="60" w:line="276" w:lineRule="auto"/>
+              <w:spacing w:after="60" w:before="60" w:line="288" w:lineRule="auto"/>
             </w:pPr>
             <w:r>
               <w:rPr>
@@ -2203,7 +2128,8 @@
           </w:tcPr>
           <w:p>
             <w:pPr>
-              <w:spacing w:after="60" w:before="60" w:line="276" w:lineRule="auto"/>
+              <w:spacing w:after="60" w:before="60" w:line="288" w:lineRule="auto"/>
+              <w:jc w:val="center"/>
             </w:pPr>
             <w:r>
               <w:rPr>
@@ -2232,7 +2158,7 @@
         <w:rPr>
           <w:b w:val="0"/>
         </w:rPr>
-        <w:t>28건 모두 파일 읽기와 점검을 마쳤다. 같은 입력을 반복 실행한 결과, 항목별 판정과 오류 후보 수가 일치했다.</w:t>
+        <w:t>28건 모두 파일 읽기와 점검을 완료하였다. 동일한 파일을 반복 실행한 결과, 항목별 판정과 오류 후보 수가 일치하였다.</w:t>
       </w:r>
     </w:p>
     <w:p>
@@ -2275,7 +2201,7 @@
           </w:tcPr>
           <w:p>
             <w:pPr>
-              <w:spacing w:after="60" w:before="60" w:line="276" w:lineRule="auto"/>
+              <w:spacing w:after="60" w:before="60" w:line="288" w:lineRule="auto"/>
             </w:pPr>
             <w:r>
               <w:rPr>
@@ -2306,7 +2232,7 @@
           </w:tcPr>
           <w:p>
             <w:pPr>
-              <w:spacing w:after="60" w:before="60" w:line="276" w:lineRule="auto"/>
+              <w:spacing w:after="60" w:before="60" w:line="288" w:lineRule="auto"/>
             </w:pPr>
             <w:r>
               <w:rPr>
@@ -2338,7 +2264,7 @@
           </w:tcPr>
           <w:p>
             <w:pPr>
-              <w:spacing w:after="60" w:before="60" w:line="276" w:lineRule="auto"/>
+              <w:spacing w:after="60" w:before="60" w:line="288" w:lineRule="auto"/>
             </w:pPr>
             <w:r>
               <w:rPr>
@@ -2368,7 +2294,7 @@
           </w:tcPr>
           <w:p>
             <w:pPr>
-              <w:spacing w:after="60" w:before="60" w:line="276" w:lineRule="auto"/>
+              <w:spacing w:after="60" w:before="60" w:line="288" w:lineRule="auto"/>
               <w:jc w:val="center"/>
             </w:pPr>
             <w:r>
@@ -2401,7 +2327,7 @@
           </w:tcPr>
           <w:p>
             <w:pPr>
-              <w:spacing w:after="60" w:before="60" w:line="276" w:lineRule="auto"/>
+              <w:spacing w:after="60" w:before="60" w:line="288" w:lineRule="auto"/>
             </w:pPr>
             <w:r>
               <w:rPr>
@@ -2431,7 +2357,7 @@
           </w:tcPr>
           <w:p>
             <w:pPr>
-              <w:spacing w:after="60" w:before="60" w:line="276" w:lineRule="auto"/>
+              <w:spacing w:after="60" w:before="60" w:line="288" w:lineRule="auto"/>
               <w:jc w:val="center"/>
             </w:pPr>
             <w:r>
@@ -2464,7 +2390,7 @@
           </w:tcPr>
           <w:p>
             <w:pPr>
-              <w:spacing w:after="60" w:before="60" w:line="276" w:lineRule="auto"/>
+              <w:spacing w:after="60" w:before="60" w:line="288" w:lineRule="auto"/>
             </w:pPr>
             <w:r>
               <w:rPr>
@@ -2494,7 +2420,7 @@
           </w:tcPr>
           <w:p>
             <w:pPr>
-              <w:spacing w:after="60" w:before="60" w:line="276" w:lineRule="auto"/>
+              <w:spacing w:after="60" w:before="60" w:line="288" w:lineRule="auto"/>
               <w:jc w:val="center"/>
             </w:pPr>
             <w:r>
@@ -2527,7 +2453,7 @@
           </w:tcPr>
           <w:p>
             <w:pPr>
-              <w:spacing w:after="60" w:before="60" w:line="276" w:lineRule="auto"/>
+              <w:spacing w:after="60" w:before="60" w:line="288" w:lineRule="auto"/>
             </w:pPr>
             <w:r>
               <w:rPr>
@@ -2557,7 +2483,7 @@
           </w:tcPr>
           <w:p>
             <w:pPr>
-              <w:spacing w:after="60" w:before="60" w:line="276" w:lineRule="auto"/>
+              <w:spacing w:after="60" w:before="60" w:line="288" w:lineRule="auto"/>
               <w:jc w:val="center"/>
             </w:pPr>
             <w:r>
@@ -2601,7 +2527,7 @@
         <w:rPr>
           <w:b w:val="0"/>
         </w:rPr>
-        <w:t>자동 시험 11개 통과</w:t>
+        <w:t>자동 시험 11개를 통과하였다.</w:t>
       </w:r>
     </w:p>
     <w:p>
@@ -2612,7 +2538,7 @@
         <w:rPr>
           <w:b w:val="0"/>
         </w:rPr>
-        <w:t>실제 DSD 선택, 상태별 필터, 원문 위치 확인</w:t>
+        <w:t>실제 DSD 선택과 상태별 필터, 원문 위치 이동을 확인하였다.</w:t>
       </w:r>
     </w:p>
     <w:p>
@@ -2623,7 +2549,7 @@
         <w:rPr>
           <w:b w:val="0"/>
         </w:rPr>
-        <w:t>CSV·Excel 다운로드와 문서 비우기</w:t>
+        <w:t>CSV·Excel 다운로드와 문서 비우기가 정상 동작하였다.</w:t>
       </w:r>
     </w:p>
     <w:p>
@@ -2634,7 +2560,7 @@
         <w:rPr>
           <w:b w:val="0"/>
         </w:rPr>
-        <w:t>모바일 화면에서 주요 기능과 결과 표시</w:t>
+        <w:t>모바일 화면에서도 주요 기능과 결과가 정상 표시되었다.</w:t>
       </w:r>
     </w:p>
     <w:p>
@@ -2642,7 +2568,7 @@
         <w:rPr>
           <w:b w:val="0"/>
         </w:rPr>
-        <w:t xml:space="preserve">검증에 사용한 </w:t>
+        <w:t xml:space="preserve">점검에 사용한 </w:t>
       </w:r>
       <w:r>
         <w:rPr>
@@ -2651,7 +2577,7 @@
         <w:t>(공시팀안내)오류 dsd사례.zip</w:t>
       </w:r>
       <w:r>
-        <w:t>을 별도 첨부했다.</w:t>
+        <w:t>을 별도 첨부하였다.</w:t>
       </w:r>
     </w:p>
     <w:sectPr>
@@ -2895,7 +2821,7 @@
   <w:docDefaults>
     <w:rPrDefault>
       <w:rPr>
-        <w:rFonts w:asciiTheme="minorHAnsi" w:eastAsiaTheme="minorEastAsia" w:hAnsiTheme="minorHAnsi" w:cstheme="minorBidi"/>
+        <w:rFonts/>
         <w:sz w:val="22"/>
         <w:szCs w:val="22"/>
         <w:lang w:val="en-US" w:eastAsia="en-US" w:bidi="ar-SA"/>
@@ -3051,10 +2977,10 @@
     <w:qFormat/>
     <w:rsid w:val="00FC693F"/>
     <w:pPr>
-      <w:spacing w:after="80" w:line="276" w:lineRule="auto"/>
+      <w:spacing w:after="80" w:line="288" w:lineRule="auto"/>
     </w:pPr>
     <w:rPr>
-      <w:rFonts w:ascii="맑은 고딕" w:hAnsi="맑은 고딕" w:eastAsia="맑은 고딕"/>
+      <w:rFonts w:ascii="Arial" w:hAnsi="Arial" w:eastAsia="맑은 고딕"/>
       <w:i w:val="0"/>
       <w:color w:val="000000"/>
       <w:sz w:val="21"/>
@@ -3115,11 +3041,11 @@
     <w:pPr>
       <w:keepNext/>
       <w:keepLines/>
-      <w:spacing w:before="180" w:after="120" w:line="276" w:lineRule="auto"/>
+      <w:spacing w:before="180" w:after="120" w:line="288" w:lineRule="auto"/>
       <w:outlineLvl w:val="0"/>
     </w:pPr>
     <w:rPr>
-      <w:rFonts w:asciiTheme="majorHAnsi" w:eastAsiaTheme="majorEastAsia" w:hAnsiTheme="majorHAnsi" w:cstheme="majorBidi" w:ascii="맑은 고딕" w:hAnsi="맑은 고딕" w:eastAsia="맑은 고딕"/>
+      <w:rFonts w:ascii="Arial" w:hAnsi="Arial" w:eastAsia="맑은 고딕"/>
       <w:b/>
       <w:bCs/>
       <w:i w:val="0"/>
@@ -3140,11 +3066,11 @@
     <w:pPr>
       <w:keepNext/>
       <w:keepLines/>
-      <w:spacing w:before="180" w:after="120" w:line="276" w:lineRule="auto"/>
+      <w:spacing w:before="180" w:after="120" w:line="288" w:lineRule="auto"/>
       <w:outlineLvl w:val="1"/>
     </w:pPr>
     <w:rPr>
-      <w:rFonts w:asciiTheme="majorHAnsi" w:eastAsiaTheme="majorEastAsia" w:hAnsiTheme="majorHAnsi" w:cstheme="majorBidi" w:ascii="맑은 고딕" w:hAnsi="맑은 고딕" w:eastAsia="맑은 고딕"/>
+      <w:rFonts w:ascii="Arial" w:hAnsi="Arial" w:eastAsia="맑은 고딕"/>
       <w:b/>
       <w:bCs/>
       <w:i w:val="0"/>
@@ -3169,7 +3095,7 @@
       <w:outlineLvl w:val="2"/>
     </w:pPr>
     <w:rPr>
-      <w:rFonts w:asciiTheme="majorHAnsi" w:eastAsiaTheme="majorEastAsia" w:hAnsiTheme="majorHAnsi" w:cstheme="majorBidi"/>
+      <w:rFonts/>
       <w:b/>
       <w:bCs/>
       <w:color w:val="4F81BD" w:themeColor="accent1"/>
@@ -3192,7 +3118,7 @@
       <w:outlineLvl w:val="3"/>
     </w:pPr>
     <w:rPr>
-      <w:rFonts w:asciiTheme="majorHAnsi" w:eastAsiaTheme="majorEastAsia" w:hAnsiTheme="majorHAnsi" w:cstheme="majorBidi"/>
+      <w:rFonts/>
       <w:b/>
       <w:bCs/>
       <w:i/>
@@ -3217,7 +3143,7 @@
       <w:outlineLvl w:val="4"/>
     </w:pPr>
     <w:rPr>
-      <w:rFonts w:asciiTheme="majorHAnsi" w:eastAsiaTheme="majorEastAsia" w:hAnsiTheme="majorHAnsi" w:cstheme="majorBidi"/>
+      <w:rFonts/>
       <w:color w:val="243F60" w:themeColor="accent1" w:themeShade="7F"/>
     </w:rPr>
   </w:style>
@@ -3238,7 +3164,7 @@
       <w:outlineLvl w:val="5"/>
     </w:pPr>
     <w:rPr>
-      <w:rFonts w:asciiTheme="majorHAnsi" w:eastAsiaTheme="majorEastAsia" w:hAnsiTheme="majorHAnsi" w:cstheme="majorBidi"/>
+      <w:rFonts/>
       <w:i/>
       <w:iCs/>
       <w:color w:val="243F60" w:themeColor="accent1" w:themeShade="7F"/>
@@ -3261,7 +3187,7 @@
       <w:outlineLvl w:val="6"/>
     </w:pPr>
     <w:rPr>
-      <w:rFonts w:asciiTheme="majorHAnsi" w:eastAsiaTheme="majorEastAsia" w:hAnsiTheme="majorHAnsi" w:cstheme="majorBidi"/>
+      <w:rFonts/>
       <w:i/>
       <w:iCs/>
       <w:color w:val="404040" w:themeColor="text1" w:themeTint="BF"/>
@@ -3284,7 +3210,7 @@
       <w:outlineLvl w:val="7"/>
     </w:pPr>
     <w:rPr>
-      <w:rFonts w:asciiTheme="majorHAnsi" w:eastAsiaTheme="majorEastAsia" w:hAnsiTheme="majorHAnsi" w:cstheme="majorBidi"/>
+      <w:rFonts/>
       <w:color w:val="4F81BD" w:themeColor="accent1"/>
       <w:sz w:val="20"/>
       <w:szCs w:val="20"/>
@@ -3307,7 +3233,7 @@
       <w:outlineLvl w:val="8"/>
     </w:pPr>
     <w:rPr>
-      <w:rFonts w:asciiTheme="majorHAnsi" w:eastAsiaTheme="majorEastAsia" w:hAnsiTheme="majorHAnsi" w:cstheme="majorBidi"/>
+      <w:rFonts/>
       <w:i/>
       <w:iCs/>
       <w:color w:val="404040" w:themeColor="text1" w:themeTint="BF"/>
@@ -3358,7 +3284,7 @@
     <w:uiPriority w:val="9"/>
     <w:rsid w:val="00FC693F"/>
     <w:rPr>
-      <w:rFonts w:asciiTheme="majorHAnsi" w:eastAsiaTheme="majorEastAsia" w:hAnsiTheme="majorHAnsi" w:cstheme="majorBidi"/>
+      <w:rFonts/>
       <w:b/>
       <w:bCs/>
       <w:color w:val="365F91" w:themeColor="accent1" w:themeShade="BF"/>
@@ -3373,7 +3299,7 @@
     <w:uiPriority w:val="9"/>
     <w:rsid w:val="00FC693F"/>
     <w:rPr>
-      <w:rFonts w:asciiTheme="majorHAnsi" w:eastAsiaTheme="majorEastAsia" w:hAnsiTheme="majorHAnsi" w:cstheme="majorBidi"/>
+      <w:rFonts/>
       <w:b/>
       <w:bCs/>
       <w:color w:val="4F81BD" w:themeColor="accent1"/>
@@ -3388,7 +3314,7 @@
     <w:uiPriority w:val="9"/>
     <w:rsid w:val="00FC693F"/>
     <w:rPr>
-      <w:rFonts w:asciiTheme="majorHAnsi" w:eastAsiaTheme="majorEastAsia" w:hAnsiTheme="majorHAnsi" w:cstheme="majorBidi"/>
+      <w:rFonts/>
       <w:b/>
       <w:bCs/>
       <w:color w:val="4F81BD" w:themeColor="accent1"/>
@@ -3403,16 +3329,16 @@
     <w:qFormat/>
     <w:rsid w:val="00FC693F"/>
     <w:pPr>
-      <w:spacing w:after="80" w:line="276" w:lineRule="auto"/>
+      <w:spacing w:after="80" w:line="288" w:lineRule="auto"/>
       <w:contextualSpacing/>
     </w:pPr>
     <w:rPr>
-      <w:rFonts w:asciiTheme="majorHAnsi" w:eastAsiaTheme="majorEastAsia" w:hAnsiTheme="majorHAnsi" w:cstheme="majorBidi" w:ascii="Georgia" w:hAnsi="Georgia" w:eastAsia="바탕"/>
+      <w:rFonts w:ascii="Georgia" w:hAnsi="Georgia" w:eastAsia="바탕"/>
       <w:i w:val="0"/>
       <w:color w:val="000000"/>
       <w:spacing w:val="5"/>
       <w:kern w:val="28"/>
-      <w:sz w:val="50"/>
+      <w:sz w:val="48"/>
       <w:szCs w:val="52"/>
     </w:rPr>
   </w:style>
@@ -3423,7 +3349,7 @@
     <w:uiPriority w:val="10"/>
     <w:rsid w:val="00FC693F"/>
     <w:rPr>
-      <w:rFonts w:asciiTheme="majorHAnsi" w:eastAsiaTheme="majorEastAsia" w:hAnsiTheme="majorHAnsi" w:cstheme="majorBidi"/>
+      <w:rFonts/>
       <w:color w:val="17365D" w:themeColor="text2" w:themeShade="BF"/>
       <w:spacing w:val="5"/>
       <w:kern w:val="28"/>
@@ -3443,10 +3369,10 @@
       <w:numPr>
         <w:ilvl w:val="1"/>
       </w:numPr>
-      <w:spacing w:after="80" w:line="276" w:lineRule="auto"/>
+      <w:spacing w:after="80" w:line="288" w:lineRule="auto"/>
     </w:pPr>
     <w:rPr>
-      <w:rFonts w:asciiTheme="majorHAnsi" w:eastAsiaTheme="majorEastAsia" w:hAnsiTheme="majorHAnsi" w:cstheme="majorBidi" w:ascii="맑은 고딕" w:hAnsi="맑은 고딕" w:eastAsia="맑은 고딕"/>
+      <w:rFonts w:ascii="Arial" w:hAnsi="Arial" w:eastAsia="맑은 고딕"/>
       <w:i w:val="0"/>
       <w:iCs/>
       <w:color w:val="000000"/>
@@ -3462,7 +3388,7 @@
     <w:uiPriority w:val="11"/>
     <w:rsid w:val="00FC693F"/>
     <w:rPr>
-      <w:rFonts w:asciiTheme="majorHAnsi" w:eastAsiaTheme="majorEastAsia" w:hAnsiTheme="majorHAnsi" w:cstheme="majorBidi"/>
+      <w:rFonts/>
       <w:i/>
       <w:iCs/>
       <w:color w:val="4F81BD" w:themeColor="accent1"/>
@@ -3587,11 +3513,11 @@
       <w:numPr>
         <w:numId w:val="1"/>
       </w:numPr>
-      <w:spacing w:after="80" w:line="276" w:lineRule="auto"/>
+      <w:spacing w:after="80" w:line="288" w:lineRule="auto"/>
       <w:contextualSpacing/>
     </w:pPr>
     <w:rPr>
-      <w:rFonts w:ascii="맑은 고딕" w:hAnsi="맑은 고딕" w:eastAsia="맑은 고딕"/>
+      <w:rFonts w:ascii="Arial" w:hAnsi="Arial" w:eastAsia="맑은 고딕"/>
       <w:i w:val="0"/>
       <w:color w:val="000000"/>
     </w:rPr>
@@ -3632,11 +3558,11 @@
       <w:numPr>
         <w:numId w:val="5"/>
       </w:numPr>
-      <w:spacing w:after="80" w:line="276" w:lineRule="auto"/>
+      <w:spacing w:after="80" w:line="288" w:lineRule="auto"/>
       <w:contextualSpacing/>
     </w:pPr>
     <w:rPr>
-      <w:rFonts w:ascii="맑은 고딕" w:hAnsi="맑은 고딕" w:eastAsia="맑은 고딕"/>
+      <w:rFonts w:ascii="Arial" w:hAnsi="Arial" w:eastAsia="맑은 고딕"/>
       <w:i w:val="0"/>
       <w:color w:val="000000"/>
     </w:rPr>
@@ -3772,7 +3698,7 @@
     <w:semiHidden/>
     <w:rsid w:val="00FC693F"/>
     <w:rPr>
-      <w:rFonts w:asciiTheme="majorHAnsi" w:eastAsiaTheme="majorEastAsia" w:hAnsiTheme="majorHAnsi" w:cstheme="majorBidi"/>
+      <w:rFonts/>
       <w:b/>
       <w:bCs/>
       <w:i/>
@@ -3788,7 +3714,7 @@
     <w:semiHidden/>
     <w:rsid w:val="00FC693F"/>
     <w:rPr>
-      <w:rFonts w:asciiTheme="majorHAnsi" w:eastAsiaTheme="majorEastAsia" w:hAnsiTheme="majorHAnsi" w:cstheme="majorBidi"/>
+      <w:rFonts/>
       <w:color w:val="243F60" w:themeColor="accent1" w:themeShade="7F"/>
     </w:rPr>
   </w:style>
@@ -3800,7 +3726,7 @@
     <w:semiHidden/>
     <w:rsid w:val="00FC693F"/>
     <w:rPr>
-      <w:rFonts w:asciiTheme="majorHAnsi" w:eastAsiaTheme="majorEastAsia" w:hAnsiTheme="majorHAnsi" w:cstheme="majorBidi"/>
+      <w:rFonts/>
       <w:i/>
       <w:iCs/>
       <w:color w:val="243F60" w:themeColor="accent1" w:themeShade="7F"/>
@@ -3814,7 +3740,7 @@
     <w:semiHidden/>
     <w:rsid w:val="00FC693F"/>
     <w:rPr>
-      <w:rFonts w:asciiTheme="majorHAnsi" w:eastAsiaTheme="majorEastAsia" w:hAnsiTheme="majorHAnsi" w:cstheme="majorBidi"/>
+      <w:rFonts/>
       <w:i/>
       <w:iCs/>
       <w:color w:val="404040" w:themeColor="text1" w:themeTint="BF"/>
@@ -3828,7 +3754,7 @@
     <w:semiHidden/>
     <w:rsid w:val="00FC693F"/>
     <w:rPr>
-      <w:rFonts w:asciiTheme="majorHAnsi" w:eastAsiaTheme="majorEastAsia" w:hAnsiTheme="majorHAnsi" w:cstheme="majorBidi"/>
+      <w:rFonts/>
       <w:color w:val="4F81BD" w:themeColor="accent1"/>
       <w:sz w:val="20"/>
       <w:szCs w:val="20"/>
@@ -3842,7 +3768,7 @@
     <w:semiHidden/>
     <w:rsid w:val="00FC693F"/>
     <w:rPr>
-      <w:rFonts w:asciiTheme="majorHAnsi" w:eastAsiaTheme="majorEastAsia" w:hAnsiTheme="majorHAnsi" w:cstheme="majorBidi"/>
+      <w:rFonts/>
       <w:i/>
       <w:iCs/>
       <w:color w:val="404040" w:themeColor="text1" w:themeTint="BF"/>
@@ -3860,10 +3786,10 @@
     <w:qFormat/>
     <w:rsid w:val="00FC693F"/>
     <w:pPr>
-      <w:spacing w:line="276" w:lineRule="auto" w:after="80"/>
+      <w:spacing w:line="288" w:lineRule="auto" w:after="80"/>
     </w:pPr>
     <w:rPr>
-      <w:rFonts w:ascii="맑은 고딕" w:hAnsi="맑은 고딕" w:eastAsia="맑은 고딕"/>
+      <w:rFonts w:ascii="Arial" w:hAnsi="Arial" w:eastAsia="맑은 고딕"/>
       <w:b/>
       <w:bCs/>
       <w:i w:val="0"/>
@@ -5430,7 +5356,7 @@
         <w:spacing w:before="0" w:after="0" w:line="240" w:lineRule="auto"/>
       </w:pPr>
       <w:rPr>
-        <w:rFonts w:asciiTheme="majorHAnsi" w:eastAsiaTheme="majorEastAsia" w:hAnsiTheme="majorHAnsi" w:cstheme="majorBidi"/>
+        <w:rFonts/>
         <w:b/>
         <w:bCs/>
       </w:rPr>
@@ -5451,7 +5377,7 @@
         <w:spacing w:before="0" w:after="0" w:line="240" w:lineRule="auto"/>
       </w:pPr>
       <w:rPr>
-        <w:rFonts w:asciiTheme="majorHAnsi" w:eastAsiaTheme="majorEastAsia" w:hAnsiTheme="majorHAnsi" w:cstheme="majorBidi"/>
+        <w:rFonts/>
         <w:b/>
         <w:bCs/>
       </w:rPr>
@@ -5469,14 +5395,14 @@
     </w:tblStylePr>
     <w:tblStylePr w:type="firstCol">
       <w:rPr>
-        <w:rFonts w:asciiTheme="majorHAnsi" w:eastAsiaTheme="majorEastAsia" w:hAnsiTheme="majorHAnsi" w:cstheme="majorBidi"/>
+        <w:rFonts/>
         <w:b/>
         <w:bCs/>
       </w:rPr>
     </w:tblStylePr>
     <w:tblStylePr w:type="lastCol">
       <w:rPr>
-        <w:rFonts w:asciiTheme="majorHAnsi" w:eastAsiaTheme="majorEastAsia" w:hAnsiTheme="majorHAnsi" w:cstheme="majorBidi"/>
+        <w:rFonts/>
         <w:b/>
         <w:bCs/>
       </w:rPr>
@@ -5560,7 +5486,7 @@
         <w:spacing w:before="0" w:after="0" w:line="240" w:lineRule="auto"/>
       </w:pPr>
       <w:rPr>
-        <w:rFonts w:asciiTheme="majorHAnsi" w:eastAsiaTheme="majorEastAsia" w:hAnsiTheme="majorHAnsi" w:cstheme="majorBidi"/>
+        <w:rFonts/>
         <w:b/>
         <w:bCs/>
       </w:rPr>
@@ -5581,7 +5507,7 @@
         <w:spacing w:before="0" w:after="0" w:line="240" w:lineRule="auto"/>
       </w:pPr>
       <w:rPr>
-        <w:rFonts w:asciiTheme="majorHAnsi" w:eastAsiaTheme="majorEastAsia" w:hAnsiTheme="majorHAnsi" w:cstheme="majorBidi"/>
+        <w:rFonts/>
         <w:b/>
         <w:bCs/>
       </w:rPr>
@@ -5599,14 +5525,14 @@
     </w:tblStylePr>
     <w:tblStylePr w:type="firstCol">
       <w:rPr>
-        <w:rFonts w:asciiTheme="majorHAnsi" w:eastAsiaTheme="majorEastAsia" w:hAnsiTheme="majorHAnsi" w:cstheme="majorBidi"/>
+        <w:rFonts/>
         <w:b/>
         <w:bCs/>
       </w:rPr>
     </w:tblStylePr>
     <w:tblStylePr w:type="lastCol">
       <w:rPr>
-        <w:rFonts w:asciiTheme="majorHAnsi" w:eastAsiaTheme="majorEastAsia" w:hAnsiTheme="majorHAnsi" w:cstheme="majorBidi"/>
+        <w:rFonts/>
         <w:b/>
         <w:bCs/>
       </w:rPr>
@@ -5690,7 +5616,7 @@
         <w:spacing w:before="0" w:after="0" w:line="240" w:lineRule="auto"/>
       </w:pPr>
       <w:rPr>
-        <w:rFonts w:asciiTheme="majorHAnsi" w:eastAsiaTheme="majorEastAsia" w:hAnsiTheme="majorHAnsi" w:cstheme="majorBidi"/>
+        <w:rFonts/>
         <w:b/>
         <w:bCs/>
       </w:rPr>
@@ -5711,7 +5637,7 @@
         <w:spacing w:before="0" w:after="0" w:line="240" w:lineRule="auto"/>
       </w:pPr>
       <w:rPr>
-        <w:rFonts w:asciiTheme="majorHAnsi" w:eastAsiaTheme="majorEastAsia" w:hAnsiTheme="majorHAnsi" w:cstheme="majorBidi"/>
+        <w:rFonts/>
         <w:b/>
         <w:bCs/>
       </w:rPr>
@@ -5729,14 +5655,14 @@
     </w:tblStylePr>
     <w:tblStylePr w:type="firstCol">
       <w:rPr>
-        <w:rFonts w:asciiTheme="majorHAnsi" w:eastAsiaTheme="majorEastAsia" w:hAnsiTheme="majorHAnsi" w:cstheme="majorBidi"/>
+        <w:rFonts/>
         <w:b/>
         <w:bCs/>
       </w:rPr>
     </w:tblStylePr>
     <w:tblStylePr w:type="lastCol">
       <w:rPr>
-        <w:rFonts w:asciiTheme="majorHAnsi" w:eastAsiaTheme="majorEastAsia" w:hAnsiTheme="majorHAnsi" w:cstheme="majorBidi"/>
+        <w:rFonts/>
         <w:b/>
         <w:bCs/>
       </w:rPr>
@@ -5820,7 +5746,7 @@
         <w:spacing w:before="0" w:after="0" w:line="240" w:lineRule="auto"/>
       </w:pPr>
       <w:rPr>
-        <w:rFonts w:asciiTheme="majorHAnsi" w:eastAsiaTheme="majorEastAsia" w:hAnsiTheme="majorHAnsi" w:cstheme="majorBidi"/>
+        <w:rFonts/>
         <w:b/>
         <w:bCs/>
       </w:rPr>
@@ -5841,7 +5767,7 @@
         <w:spacing w:before="0" w:after="0" w:line="240" w:lineRule="auto"/>
       </w:pPr>
       <w:rPr>
-        <w:rFonts w:asciiTheme="majorHAnsi" w:eastAsiaTheme="majorEastAsia" w:hAnsiTheme="majorHAnsi" w:cstheme="majorBidi"/>
+        <w:rFonts/>
         <w:b/>
         <w:bCs/>
       </w:rPr>
@@ -5859,14 +5785,14 @@
     </w:tblStylePr>
     <w:tblStylePr w:type="firstCol">
       <w:rPr>
-        <w:rFonts w:asciiTheme="majorHAnsi" w:eastAsiaTheme="majorEastAsia" w:hAnsiTheme="majorHAnsi" w:cstheme="majorBidi"/>
+        <w:rFonts/>
         <w:b/>
         <w:bCs/>
       </w:rPr>
     </w:tblStylePr>
     <w:tblStylePr w:type="lastCol">
       <w:rPr>
-        <w:rFonts w:asciiTheme="majorHAnsi" w:eastAsiaTheme="majorEastAsia" w:hAnsiTheme="majorHAnsi" w:cstheme="majorBidi"/>
+        <w:rFonts/>
         <w:b/>
         <w:bCs/>
       </w:rPr>
@@ -5950,7 +5876,7 @@
         <w:spacing w:before="0" w:after="0" w:line="240" w:lineRule="auto"/>
       </w:pPr>
       <w:rPr>
-        <w:rFonts w:asciiTheme="majorHAnsi" w:eastAsiaTheme="majorEastAsia" w:hAnsiTheme="majorHAnsi" w:cstheme="majorBidi"/>
+        <w:rFonts/>
         <w:b/>
         <w:bCs/>
       </w:rPr>
@@ -5971,7 +5897,7 @@
         <w:spacing w:before="0" w:after="0" w:line="240" w:lineRule="auto"/>
       </w:pPr>
       <w:rPr>
-        <w:rFonts w:asciiTheme="majorHAnsi" w:eastAsiaTheme="majorEastAsia" w:hAnsiTheme="majorHAnsi" w:cstheme="majorBidi"/>
+        <w:rFonts/>
         <w:b/>
         <w:bCs/>
       </w:rPr>
@@ -5989,14 +5915,14 @@
     </w:tblStylePr>
     <w:tblStylePr w:type="firstCol">
       <w:rPr>
-        <w:rFonts w:asciiTheme="majorHAnsi" w:eastAsiaTheme="majorEastAsia" w:hAnsiTheme="majorHAnsi" w:cstheme="majorBidi"/>
+        <w:rFonts/>
         <w:b/>
         <w:bCs/>
       </w:rPr>
     </w:tblStylePr>
     <w:tblStylePr w:type="lastCol">
       <w:rPr>
-        <w:rFonts w:asciiTheme="majorHAnsi" w:eastAsiaTheme="majorEastAsia" w:hAnsiTheme="majorHAnsi" w:cstheme="majorBidi"/>
+        <w:rFonts/>
         <w:b/>
         <w:bCs/>
       </w:rPr>
@@ -6080,7 +6006,7 @@
         <w:spacing w:before="0" w:after="0" w:line="240" w:lineRule="auto"/>
       </w:pPr>
       <w:rPr>
-        <w:rFonts w:asciiTheme="majorHAnsi" w:eastAsiaTheme="majorEastAsia" w:hAnsiTheme="majorHAnsi" w:cstheme="majorBidi"/>
+        <w:rFonts/>
         <w:b/>
         <w:bCs/>
       </w:rPr>
@@ -6101,7 +6027,7 @@
         <w:spacing w:before="0" w:after="0" w:line="240" w:lineRule="auto"/>
       </w:pPr>
       <w:rPr>
-        <w:rFonts w:asciiTheme="majorHAnsi" w:eastAsiaTheme="majorEastAsia" w:hAnsiTheme="majorHAnsi" w:cstheme="majorBidi"/>
+        <w:rFonts/>
         <w:b/>
         <w:bCs/>
       </w:rPr>
@@ -6119,14 +6045,14 @@
     </w:tblStylePr>
     <w:tblStylePr w:type="firstCol">
       <w:rPr>
-        <w:rFonts w:asciiTheme="majorHAnsi" w:eastAsiaTheme="majorEastAsia" w:hAnsiTheme="majorHAnsi" w:cstheme="majorBidi"/>
+        <w:rFonts/>
         <w:b/>
         <w:bCs/>
       </w:rPr>
     </w:tblStylePr>
     <w:tblStylePr w:type="lastCol">
       <w:rPr>
-        <w:rFonts w:asciiTheme="majorHAnsi" w:eastAsiaTheme="majorEastAsia" w:hAnsiTheme="majorHAnsi" w:cstheme="majorBidi"/>
+        <w:rFonts/>
         <w:b/>
         <w:bCs/>
       </w:rPr>
@@ -6210,7 +6136,7 @@
         <w:spacing w:before="0" w:after="0" w:line="240" w:lineRule="auto"/>
       </w:pPr>
       <w:rPr>
-        <w:rFonts w:asciiTheme="majorHAnsi" w:eastAsiaTheme="majorEastAsia" w:hAnsiTheme="majorHAnsi" w:cstheme="majorBidi"/>
+        <w:rFonts/>
         <w:b/>
         <w:bCs/>
       </w:rPr>
@@ -6231,7 +6157,7 @@
         <w:spacing w:before="0" w:after="0" w:line="240" w:lineRule="auto"/>
       </w:pPr>
       <w:rPr>
-        <w:rFonts w:asciiTheme="majorHAnsi" w:eastAsiaTheme="majorEastAsia" w:hAnsiTheme="majorHAnsi" w:cstheme="majorBidi"/>
+        <w:rFonts/>
         <w:b/>
         <w:bCs/>
       </w:rPr>
@@ -6249,14 +6175,14 @@
     </w:tblStylePr>
     <w:tblStylePr w:type="firstCol">
       <w:rPr>
-        <w:rFonts w:asciiTheme="majorHAnsi" w:eastAsiaTheme="majorEastAsia" w:hAnsiTheme="majorHAnsi" w:cstheme="majorBidi"/>
+        <w:rFonts/>
         <w:b/>
         <w:bCs/>
       </w:rPr>
     </w:tblStylePr>
     <w:tblStylePr w:type="lastCol">
       <w:rPr>
-        <w:rFonts w:asciiTheme="majorHAnsi" w:eastAsiaTheme="majorEastAsia" w:hAnsiTheme="majorHAnsi" w:cstheme="majorBidi"/>
+        <w:rFonts/>
         <w:b/>
         <w:bCs/>
       </w:rPr>
@@ -8121,7 +8047,7 @@
     </w:tblPr>
     <w:tblStylePr w:type="firstRow">
       <w:rPr>
-        <w:rFonts w:asciiTheme="majorHAnsi" w:eastAsiaTheme="majorEastAsia" w:hAnsiTheme="majorHAnsi" w:cstheme="majorBidi"/>
+        <w:rFonts/>
       </w:rPr>
       <w:tblPr/>
       <w:tcPr>
@@ -8205,7 +8131,7 @@
     </w:tblPr>
     <w:tblStylePr w:type="firstRow">
       <w:rPr>
-        <w:rFonts w:asciiTheme="majorHAnsi" w:eastAsiaTheme="majorEastAsia" w:hAnsiTheme="majorHAnsi" w:cstheme="majorBidi"/>
+        <w:rFonts/>
       </w:rPr>
       <w:tblPr/>
       <w:tcPr>
@@ -8289,7 +8215,7 @@
     </w:tblPr>
     <w:tblStylePr w:type="firstRow">
       <w:rPr>
-        <w:rFonts w:asciiTheme="majorHAnsi" w:eastAsiaTheme="majorEastAsia" w:hAnsiTheme="majorHAnsi" w:cstheme="majorBidi"/>
+        <w:rFonts/>
       </w:rPr>
       <w:tblPr/>
       <w:tcPr>
@@ -8373,7 +8299,7 @@
     </w:tblPr>
     <w:tblStylePr w:type="firstRow">
       <w:rPr>
-        <w:rFonts w:asciiTheme="majorHAnsi" w:eastAsiaTheme="majorEastAsia" w:hAnsiTheme="majorHAnsi" w:cstheme="majorBidi"/>
+        <w:rFonts/>
       </w:rPr>
       <w:tblPr/>
       <w:tcPr>
@@ -8457,7 +8383,7 @@
     </w:tblPr>
     <w:tblStylePr w:type="firstRow">
       <w:rPr>
-        <w:rFonts w:asciiTheme="majorHAnsi" w:eastAsiaTheme="majorEastAsia" w:hAnsiTheme="majorHAnsi" w:cstheme="majorBidi"/>
+        <w:rFonts/>
       </w:rPr>
       <w:tblPr/>
       <w:tcPr>
@@ -8541,7 +8467,7 @@
     </w:tblPr>
     <w:tblStylePr w:type="firstRow">
       <w:rPr>
-        <w:rFonts w:asciiTheme="majorHAnsi" w:eastAsiaTheme="majorEastAsia" w:hAnsiTheme="majorHAnsi" w:cstheme="majorBidi"/>
+        <w:rFonts/>
       </w:rPr>
       <w:tblPr/>
       <w:tcPr>
@@ -8625,7 +8551,7 @@
     </w:tblPr>
     <w:tblStylePr w:type="firstRow">
       <w:rPr>
-        <w:rFonts w:asciiTheme="majorHAnsi" w:eastAsiaTheme="majorEastAsia" w:hAnsiTheme="majorHAnsi" w:cstheme="majorBidi"/>
+        <w:rFonts/>
       </w:rPr>
       <w:tblPr/>
       <w:tcPr>
@@ -8690,7 +8616,7 @@
       <w:spacing w:after="0" w:line="240" w:lineRule="auto"/>
     </w:pPr>
     <w:rPr>
-      <w:rFonts w:asciiTheme="majorHAnsi" w:eastAsiaTheme="majorEastAsia" w:hAnsiTheme="majorHAnsi" w:cstheme="majorBidi"/>
+      <w:rFonts/>
       <w:color w:val="000000" w:themeColor="text1"/>
     </w:rPr>
     <w:tblPr>
@@ -8818,7 +8744,7 @@
       <w:spacing w:after="0" w:line="240" w:lineRule="auto"/>
     </w:pPr>
     <w:rPr>
-      <w:rFonts w:asciiTheme="majorHAnsi" w:eastAsiaTheme="majorEastAsia" w:hAnsiTheme="majorHAnsi" w:cstheme="majorBidi"/>
+      <w:rFonts/>
       <w:color w:val="000000" w:themeColor="text1"/>
     </w:rPr>
     <w:tblPr>
@@ -8946,7 +8872,7 @@
       <w:spacing w:after="0" w:line="240" w:lineRule="auto"/>
     </w:pPr>
     <w:rPr>
-      <w:rFonts w:asciiTheme="majorHAnsi" w:eastAsiaTheme="majorEastAsia" w:hAnsiTheme="majorHAnsi" w:cstheme="majorBidi"/>
+      <w:rFonts/>
       <w:color w:val="000000" w:themeColor="text1"/>
     </w:rPr>
     <w:tblPr>
@@ -9074,7 +9000,7 @@
       <w:spacing w:after="0" w:line="240" w:lineRule="auto"/>
     </w:pPr>
     <w:rPr>
-      <w:rFonts w:asciiTheme="majorHAnsi" w:eastAsiaTheme="majorEastAsia" w:hAnsiTheme="majorHAnsi" w:cstheme="majorBidi"/>
+      <w:rFonts/>
       <w:color w:val="000000" w:themeColor="text1"/>
     </w:rPr>
     <w:tblPr>
@@ -9202,7 +9128,7 @@
       <w:spacing w:after="0" w:line="240" w:lineRule="auto"/>
     </w:pPr>
     <w:rPr>
-      <w:rFonts w:asciiTheme="majorHAnsi" w:eastAsiaTheme="majorEastAsia" w:hAnsiTheme="majorHAnsi" w:cstheme="majorBidi"/>
+      <w:rFonts/>
       <w:color w:val="000000" w:themeColor="text1"/>
     </w:rPr>
     <w:tblPr>
@@ -9330,7 +9256,7 @@
       <w:spacing w:after="0" w:line="240" w:lineRule="auto"/>
     </w:pPr>
     <w:rPr>
-      <w:rFonts w:asciiTheme="majorHAnsi" w:eastAsiaTheme="majorEastAsia" w:hAnsiTheme="majorHAnsi" w:cstheme="majorBidi"/>
+      <w:rFonts/>
       <w:color w:val="000000" w:themeColor="text1"/>
     </w:rPr>
     <w:tblPr>
@@ -9458,7 +9384,7 @@
       <w:spacing w:after="0" w:line="240" w:lineRule="auto"/>
     </w:pPr>
     <w:rPr>
-      <w:rFonts w:asciiTheme="majorHAnsi" w:eastAsiaTheme="majorEastAsia" w:hAnsiTheme="majorHAnsi" w:cstheme="majorBidi"/>
+      <w:rFonts/>
       <w:color w:val="000000" w:themeColor="text1"/>
     </w:rPr>
     <w:tblPr>
@@ -10097,7 +10023,7 @@
       <w:spacing w:after="0" w:line="240" w:lineRule="auto"/>
     </w:pPr>
     <w:rPr>
-      <w:rFonts w:asciiTheme="majorHAnsi" w:eastAsiaTheme="majorEastAsia" w:hAnsiTheme="majorHAnsi" w:cstheme="majorBidi"/>
+      <w:rFonts/>
       <w:color w:val="000000" w:themeColor="text1"/>
     </w:rPr>
     <w:tblPr>
@@ -10222,7 +10148,7 @@
       <w:spacing w:after="0" w:line="240" w:lineRule="auto"/>
     </w:pPr>
     <w:rPr>
-      <w:rFonts w:asciiTheme="majorHAnsi" w:eastAsiaTheme="majorEastAsia" w:hAnsiTheme="majorHAnsi" w:cstheme="majorBidi"/>
+      <w:rFonts/>
       <w:color w:val="000000" w:themeColor="text1"/>
     </w:rPr>
     <w:tblPr>
@@ -10347,7 +10273,7 @@
       <w:spacing w:after="0" w:line="240" w:lineRule="auto"/>
     </w:pPr>
     <w:rPr>
-      <w:rFonts w:asciiTheme="majorHAnsi" w:eastAsiaTheme="majorEastAsia" w:hAnsiTheme="majorHAnsi" w:cstheme="majorBidi"/>
+      <w:rFonts/>
       <w:color w:val="000000" w:themeColor="text1"/>
     </w:rPr>
     <w:tblPr>
@@ -10472,7 +10398,7 @@
       <w:spacing w:after="0" w:line="240" w:lineRule="auto"/>
     </w:pPr>
     <w:rPr>
-      <w:rFonts w:asciiTheme="majorHAnsi" w:eastAsiaTheme="majorEastAsia" w:hAnsiTheme="majorHAnsi" w:cstheme="majorBidi"/>
+      <w:rFonts/>
       <w:color w:val="000000" w:themeColor="text1"/>
     </w:rPr>
     <w:tblPr>
@@ -10597,7 +10523,7 @@
       <w:spacing w:after="0" w:line="240" w:lineRule="auto"/>
     </w:pPr>
     <w:rPr>
-      <w:rFonts w:asciiTheme="majorHAnsi" w:eastAsiaTheme="majorEastAsia" w:hAnsiTheme="majorHAnsi" w:cstheme="majorBidi"/>
+      <w:rFonts/>
       <w:color w:val="000000" w:themeColor="text1"/>
     </w:rPr>
     <w:tblPr>
@@ -10722,7 +10648,7 @@
       <w:spacing w:after="0" w:line="240" w:lineRule="auto"/>
     </w:pPr>
     <w:rPr>
-      <w:rFonts w:asciiTheme="majorHAnsi" w:eastAsiaTheme="majorEastAsia" w:hAnsiTheme="majorHAnsi" w:cstheme="majorBidi"/>
+      <w:rFonts/>
       <w:color w:val="000000" w:themeColor="text1"/>
     </w:rPr>
     <w:tblPr>
@@ -10847,7 +10773,7 @@
       <w:spacing w:after="0" w:line="240" w:lineRule="auto"/>
     </w:pPr>
     <w:rPr>
-      <w:rFonts w:asciiTheme="majorHAnsi" w:eastAsiaTheme="majorEastAsia" w:hAnsiTheme="majorHAnsi" w:cstheme="majorBidi"/>
+      <w:rFonts/>
       <w:color w:val="000000" w:themeColor="text1"/>
     </w:rPr>
     <w:tblPr>

--- a/submission/과제2_2026521505_최근일_최종.docx
+++ b/submission/과제2_2026521505_최근일_최종.docx
@@ -1607,7 +1607,7 @@
         <w:rPr>
           <w:b w:val="0"/>
         </w:rPr>
-        <w:t>기존 DSD 읽기·점검 모듈을 분리하고 AI 코딩 도구를 활용하여 파일 입력, 결과 탐색, 원문 연결과 내보내기 기능을 구현하였다. 구현 후 실제 DSD를 실행하면서 발견한 화면 오류를 다음과 같이 수정하였다.</w:t>
+        <w:t>기존 DSD 읽기·점검 모듈을 분리하고 AI 코딩 도구를 활용하여 파일 입력, 결과 탐색, 원문 연결과 내보내기 기능을 구현하였다. 구현 과정에서 발견한 화면 오류를 다음과 같이 수정하였다.</w:t>
       </w:r>
     </w:p>
     <w:p>

--- a/submission/과제2_2026521505_최근일_최종.docx
+++ b/submission/과제2_2026521505_최근일_최종.docx
@@ -1607,7 +1607,7 @@
         <w:rPr>
           <w:b w:val="0"/>
         </w:rPr>
-        <w:t>기존 DSD 읽기·점검 모듈을 분리하고 AI 코딩 도구를 활용하여 파일 입력, 결과 탐색, 원문 연결과 내보내기 기능을 구현하였다. 구현 과정에서 발견한 화면 오류를 다음과 같이 수정하였다.</w:t>
+        <w:t>Codex와 함께 기존 DSD 읽기·점검 엔진을 재사용하고 브라우저에서 실행하는 정적 웹 앱으로 구조를 정한 뒤, 파일 입력, 결과 탐색, 원문 연결과 내보내기 기능을 구현하였다. 구현 과정에서 발견한 문제를 다음과 같이 수정하였다.</w:t>
       </w:r>
     </w:p>
     <w:p>
@@ -1626,7 +1626,7 @@
         <w:rPr>
           <w:b w:val="0"/>
         </w:rPr>
-        <w:t>원문 위치로 이동할 때 화면 전체가 스크롤되어 제목과 닫기 버튼이 화면 밖으로 밀리는 문제가 발생하였다. 원문 패널 내부에서만 이동하도록 수정 기준을 정하고, AI가 제안한 방식에 따라 내부 스크롤과 창의 초기 위치를 조정하였다. 수정 후에는 원문으로 이동해도 제목과 닫기 버튼이 유지되었다.</w:t>
+        <w:t>원문 위치로 이동할 때 화면 전체가 스크롤되어 제목과 닫기 버튼이 화면 밖으로 밀리는 문제가 발생하였다. 제목과 닫기 버튼이 유지되도록 근거 창의 동작을 재현하고 수정하는 작업을 Codex에 맡겼다. Codex는 원문을 찾는 스크롤이 바깥 창까지 움직이는 것을 확인하고, 원문 패널 안에서만 이동하도록 제안하였다. 내부 스크롤과 창의 초기 위치를 조정한 뒤에는 원문으로 이동해도 제목과 닫기 버튼이 유지되었다.</w:t>
       </w:r>
     </w:p>
     <w:p>
@@ -1645,7 +1645,7 @@
         <w:rPr>
           <w:b w:val="0"/>
         </w:rPr>
-        <w:t>문서를 비운 뒤에도 화면 내부에 이전 문서의 텍스트와 이벤트가 남아 있었다. 파일 교체와 초기화 경로를 함께 확인한 뒤, 결과를 숨기는 대신 상태 값·결과 행·근거·헤더·원문을 공통 함수에서 제거하도록 변경하였다. 문서 비우기와 새 파일 읽기 실패 경로에 같은 처리를 적용하고, 재발 방지 시험 2개를 추가하였다.</w:t>
+        <w:t>문서를 비운 뒤에도 화면 내부에 이전 문서의 텍스트와 이벤트가 남아 있었다. Codex에 문서 비우기와 파일 교체 시 초기화 경로를 검토하도록 요청하였고, 검토 과정에서 남은 내용을 재현하였다. 제안된 공통 초기화 함수를 적용하여 상태 값·결과 행·근거·헤더·원문을 함께 제거하였다. 문서 비우기와 새 파일 읽기 실패 경로에 같은 처리를 적용하고, 재발 방지 시험 2개를 추가하였다. 두 시험은 수정 전에는 실패하고 수정 후에는 통과하였으며, 브라우저에서도 이전 문서의 텍스트가 남지 않았다.</w:t>
       </w:r>
     </w:p>
     <w:p>
@@ -1664,7 +1664,7 @@
         <w:rPr>
           <w:b w:val="0"/>
         </w:rPr>
-        <w:t>좁은 화면에서 결과 표가 나타나면 페이지 폭이 582px로 늘어나는 문제가 발생하였다. AI와 함께 표와 바깥 배치의 최소 폭을 확인하고, 페이지는 화면 폭에 맞추되 표 내부만 가로 스크롤하도록 수정하였다. 기존 재시험에서 페이지 폭이 375px로 맞춰졌으며, 최신 화면에서도 390px 폭으로 결과와 주요 조작을 확인하였다.</w:t>
+        <w:t>좁은 화면에서 결과 표가 나타나면 페이지 폭이 582px로 늘어나는 문제가 발생하였다. Codex에 첫 화면과 결과 화면의 폭을 비교해 넘침의 원인을 찾도록 요청하였다. Codex는 표와 바깥 배치의 최소 폭을 원인으로 좁히고, 페이지 폭을 화면에 맞추면서 표 내부만 가로 스크롤하도록 제안하였다. 이를 적용한 재시험에서 페이지 폭이 375px로 맞춰졌으며, 최신 화면에서도 390px 폭으로 결과와 주요 조작을 확인하였다.</w:t>
       </w:r>
     </w:p>
     <w:p>
